--- a/Fase 1/Evidencias Grupales/1.4_APT122_FormativaFase1.docx
+++ b/Fase 1/Evidencias Grupales/1.4_APT122_FormativaFase1.docx
@@ -110,29 +110,7 @@
           <w:sz w:val="48"/>
           <w:szCs w:val="48"/>
         </w:rPr>
-        <w:t xml:space="preserve">Informe </w:t>
-      </w:r>
-      <w:proofErr w:type="spellStart"/>
-      <w:r>
-        <w:rPr>
-          <w:rFonts w:ascii="Calibri" w:eastAsia="Calibri" w:hAnsi="Calibri" w:cs="Calibri"/>
-          <w:b/>
-          <w:color w:val="365F91"/>
-          <w:sz w:val="48"/>
-          <w:szCs w:val="48"/>
-        </w:rPr>
-        <w:t>Capstone</w:t>
-      </w:r>
-      <w:proofErr w:type="spellEnd"/>
-      <w:r>
-        <w:rPr>
-          <w:rFonts w:ascii="Calibri" w:eastAsia="Calibri" w:hAnsi="Calibri" w:cs="Calibri"/>
-          <w:b/>
-          <w:color w:val="365F91"/>
-          <w:sz w:val="48"/>
-          <w:szCs w:val="48"/>
-        </w:rPr>
-        <w:t>: Fase 1</w:t>
+        <w:t>Informe Capstone: Fase 1</w:t>
       </w:r>
     </w:p>
     <w:p>
@@ -331,7 +309,7 @@
           <w:sz w:val="30"/>
           <w:szCs w:val="30"/>
         </w:rPr>
-        <w:t>&lt;código Sección&gt;</w:t>
+        <w:t>001D</w:t>
       </w:r>
     </w:p>
     <w:p>
@@ -368,7 +346,7 @@
           <w:sz w:val="30"/>
           <w:szCs w:val="30"/>
         </w:rPr>
-        <w:t>&lt;Nombre Docente&gt;</w:t>
+        <w:t>Carlos González</w:t>
       </w:r>
     </w:p>
     <w:p>
@@ -432,7 +410,7 @@
           <w:sz w:val="30"/>
           <w:szCs w:val="30"/>
         </w:rPr>
-        <w:t>&lt;nombreEstudiante1&gt;</w:t>
+        <w:t>Bastian Román</w:t>
       </w:r>
     </w:p>
     <w:p>
@@ -459,66 +437,53 @@
           <w:sz w:val="30"/>
           <w:szCs w:val="30"/>
         </w:rPr>
-        <w:t>&lt;nombreEstudiante</w:t>
-      </w:r>
-      <w:r>
+        <w:t>Maximiliano González</w:t>
+      </w:r>
+    </w:p>
+    <w:p>
+      <w:pPr>
+        <w:ind w:left="5670" w:firstLine="90"/>
+        <w:jc w:val="both"/>
         <w:rPr>
           <w:rFonts w:ascii="Calibri" w:eastAsia="Calibri" w:hAnsi="Calibri" w:cs="Calibri"/>
           <w:sz w:val="30"/>
           <w:szCs w:val="30"/>
         </w:rPr>
-        <w:t>2</w:t>
-      </w:r>
+      </w:pPr>
       <w:r>
         <w:rPr>
           <w:rFonts w:ascii="Calibri" w:eastAsia="Calibri" w:hAnsi="Calibri" w:cs="Calibri"/>
           <w:sz w:val="30"/>
           <w:szCs w:val="30"/>
         </w:rPr>
-        <w:t>&gt;</w:t>
-      </w:r>
-    </w:p>
-    <w:p>
-      <w:pPr>
-        <w:ind w:left="5670" w:firstLine="90"/>
-        <w:jc w:val="both"/>
+        <w:t xml:space="preserve"> </w:t>
+      </w:r>
+      <w:r>
         <w:rPr>
           <w:rFonts w:ascii="Calibri" w:eastAsia="Calibri" w:hAnsi="Calibri" w:cs="Calibri"/>
           <w:sz w:val="30"/>
           <w:szCs w:val="30"/>
         </w:rPr>
-      </w:pPr>
-      <w:r>
+        <w:t>Sebastián Sáez</w:t>
+      </w:r>
+    </w:p>
+    <w:p>
+      <w:pPr>
+        <w:ind w:left="5670" w:firstLine="90"/>
+        <w:jc w:val="both"/>
         <w:rPr>
           <w:rFonts w:ascii="Calibri" w:eastAsia="Calibri" w:hAnsi="Calibri" w:cs="Calibri"/>
           <w:sz w:val="30"/>
           <w:szCs w:val="30"/>
         </w:rPr>
-        <w:t xml:space="preserve"> </w:t>
-      </w:r>
+      </w:pPr>
       <w:r>
         <w:rPr>
           <w:rFonts w:ascii="Calibri" w:eastAsia="Calibri" w:hAnsi="Calibri" w:cs="Calibri"/>
           <w:sz w:val="30"/>
           <w:szCs w:val="30"/>
         </w:rPr>
-        <w:t>&lt;nombreEstudiante</w:t>
-      </w:r>
-      <w:r>
-        <w:rPr>
-          <w:rFonts w:ascii="Calibri" w:eastAsia="Calibri" w:hAnsi="Calibri" w:cs="Calibri"/>
-          <w:sz w:val="30"/>
-          <w:szCs w:val="30"/>
-        </w:rPr>
-        <w:t>3</w:t>
-      </w:r>
-      <w:r>
-        <w:rPr>
-          <w:rFonts w:ascii="Calibri" w:eastAsia="Calibri" w:hAnsi="Calibri" w:cs="Calibri"/>
-          <w:sz w:val="30"/>
-          <w:szCs w:val="30"/>
-        </w:rPr>
-        <w:t>&gt;</w:t>
+        <w:t xml:space="preserve"> Rodrigo Avila</w:t>
       </w:r>
     </w:p>
     <w:p>
@@ -581,7 +546,6 @@
           <w:sz w:val="32"/>
           <w:szCs w:val="32"/>
         </w:rPr>
-        <w:lastRenderedPageBreak/>
         <w:t>Contenido</w:t>
       </w:r>
     </w:p>
@@ -1421,36 +1385,69 @@
       </w:pPr>
       <w:bookmarkStart w:id="0" w:name="_Toc207489671"/>
       <w:r>
-        <w:lastRenderedPageBreak/>
         <w:t>Resumen</w:t>
       </w:r>
       <w:bookmarkEnd w:id="0"/>
     </w:p>
     <w:p>
       <w:pPr>
-        <w:spacing w:before="200"/>
-        <w:jc w:val="both"/>
-      </w:pPr>
-      <w:r>
-        <w:rPr>
-          <w:rFonts w:ascii="Calibri" w:eastAsia="Calibri" w:hAnsi="Calibri" w:cs="Calibri"/>
-        </w:rPr>
-        <w:t>&lt;Desarrollar una descripción de alto nivel del proyecto a realizar</w:t>
-      </w:r>
-      <w:r>
-        <w:rPr>
-          <w:rFonts w:ascii="Calibri" w:eastAsia="Calibri" w:hAnsi="Calibri" w:cs="Calibri"/>
-        </w:rPr>
-        <w:t xml:space="preserve">&gt;. </w:t>
-      </w:r>
-      <w:r>
-        <w:rPr>
-          <w:rFonts w:ascii="Calibri" w:eastAsia="Calibri" w:hAnsi="Calibri" w:cs="Calibri"/>
-        </w:rPr>
-        <w:t xml:space="preserve">Esta es la capa de negocios de la solución. </w:t>
-      </w:r>
-    </w:p>
-    <w:p/>
+        <w:rPr>
+          <w:lang w:val="es-CL"/>
+        </w:rPr>
+      </w:pPr>
+      <w:r>
+        <w:rPr>
+          <w:lang w:val="es-CL"/>
+        </w:rPr>
+        <w:t>Film Festival Automation System es una plataforma web inteligente orientada a optimizar la gestión de proyectos audiovisuales y automatizar el proceso de postulación a festivales internacionales. La solución integra en un único entorno la administración de producciones audiovisuales, la gestión de profesionales del sector, un sistema de mensajería y un módulo basado en Inteligencia Artificial capaz de reducir significativamente el tiempo dedicado a completar formularios de inscripción.</w:t>
+      </w:r>
+    </w:p>
+    <w:p>
+      <w:pPr>
+        <w:rPr>
+          <w:lang w:val="es-CL"/>
+        </w:rPr>
+      </w:pPr>
+      <w:r>
+        <w:rPr>
+          <w:lang w:val="es-CL"/>
+        </w:rPr>
+        <w:t>El funcionamiento del sistema comienza con un proceso de Web Scraping, el cual analiza automáticamente las páginas oficiales de los festivales para identificar los formularios de postulación y extraer su estructura. Posteriormente, esta información es procesada por un módulo de Inteligencia Artificial que genera un Formulario Maestro Inteligente, consolidando todos los campos requeridos por los distintos festivales en una única interfaz. El productor completa la información una sola vez y el sistema reutiliza dichos datos para completar automáticamente las postulaciones, solicitando únicamente información adicional cuando algún festival lo requiera.</w:t>
+      </w:r>
+    </w:p>
+    <w:p>
+      <w:pPr>
+        <w:rPr>
+          <w:lang w:val="es-CL"/>
+        </w:rPr>
+      </w:pPr>
+      <w:r>
+        <w:rPr>
+          <w:lang w:val="es-CL"/>
+        </w:rPr>
+        <w:t>La plataforma será desarrollada utilizando React para el frontend, FastAPI para el backend y Firebase para la autenticación, almacenamiento y gestión de datos. Además, incorpora principios de gobernanza de datos, mecanismos de seguridad basados en autenticación y control de acceso, y el cumplimiento del Reglamento General de Protección de Datos (GDPR) y de las buenas prácticas establecidas por la norma ISO/IEC 27001.</w:t>
+      </w:r>
+    </w:p>
+    <w:p>
+      <w:pPr>
+        <w:rPr>
+          <w:lang w:val="es-CL"/>
+        </w:rPr>
+      </w:pPr>
+      <w:r>
+        <w:rPr>
+          <w:lang w:val="es-CL"/>
+        </w:rPr>
+        <w:t>Con esta propuesta se busca modernizar el proceso de distribución de producciones audiovisuales, reducir tareas repetitivas y mejorar la eficiencia operativa de productores y profesionales del sector.</w:t>
+      </w:r>
+    </w:p>
+    <w:p>
+      <w:pPr>
+        <w:rPr>
+          <w:lang w:val="es-CL"/>
+        </w:rPr>
+      </w:pPr>
+    </w:p>
     <w:p>
       <w:pPr>
         <w:pStyle w:val="Ttulo1"/>
@@ -1476,37 +1473,116 @@
       <w:pPr>
         <w:spacing w:before="200"/>
         <w:jc w:val="both"/>
-      </w:pPr>
-      <w:r>
-        <w:rPr>
-          <w:rFonts w:ascii="Calibri" w:eastAsia="Calibri" w:hAnsi="Calibri" w:cs="Calibri"/>
-        </w:rPr>
-        <w:t>&lt;</w:t>
-      </w:r>
-      <w:r>
-        <w:rPr>
-          <w:rFonts w:ascii="Calibri" w:eastAsia="Calibri" w:hAnsi="Calibri" w:cs="Calibri"/>
-        </w:rPr>
-        <w:t>Descripción del problema a resolver en detalle</w:t>
-      </w:r>
-      <w:r>
-        <w:rPr>
-          <w:rFonts w:ascii="Calibri" w:eastAsia="Calibri" w:hAnsi="Calibri" w:cs="Calibri"/>
-        </w:rPr>
-        <w:t>&gt;</w:t>
-      </w:r>
-      <w:r>
-        <w:rPr>
-          <w:rFonts w:ascii="Calibri" w:eastAsia="Calibri" w:hAnsi="Calibri" w:cs="Calibri"/>
-        </w:rPr>
-        <w:t xml:space="preserve">. </w:t>
-      </w:r>
-      <w:r>
-        <w:rPr>
-          <w:rFonts w:ascii="Calibri" w:eastAsia="Calibri" w:hAnsi="Calibri" w:cs="Calibri"/>
-        </w:rPr>
-        <w:t>Debe incluir la creación de valor del proyecto a la organización. Ejemplo impacto en la eficiencia, productividad. Además de la normativa legal utilizada (ciberseguridad, privacidad de los datos).</w:t>
-      </w:r>
+        <w:rPr>
+          <w:lang w:val="es-CL"/>
+        </w:rPr>
+      </w:pPr>
+      <w:r>
+        <w:rPr>
+          <w:lang w:val="es-CL"/>
+        </w:rPr>
+        <w:t>El proyecto Film Festival Automation System nace como respuesta a una problemática presente en la industria audiovisual, donde la gestión de proyectos y la postulación a festivales internacionales continúa realizándose de forma mayoritariamente manual. Los productores deben completar repetidamente formularios diferentes para cada festival, ingresar la misma información en múltiples ocasiones y adaptarse constantemente a los cambios que presentan las plataformas de inscripción.</w:t>
+      </w:r>
+    </w:p>
+    <w:p>
+      <w:pPr>
+        <w:spacing w:before="200"/>
+        <w:jc w:val="both"/>
+        <w:rPr>
+          <w:lang w:val="es-CL"/>
+        </w:rPr>
+      </w:pPr>
+      <w:r>
+        <w:rPr>
+          <w:lang w:val="es-CL"/>
+        </w:rPr>
+        <w:t>Esta situación genera una importante carga administrativa, incrementa la probabilidad de errores humanos y reduce el tiempo disponible para actividades estratégicas relacionadas con la producción y promoción de obras audiovisuales.</w:t>
+      </w:r>
+    </w:p>
+    <w:p>
+      <w:pPr>
+        <w:spacing w:before="200"/>
+        <w:jc w:val="both"/>
+        <w:rPr>
+          <w:lang w:val="es-CL"/>
+        </w:rPr>
+      </w:pPr>
+      <w:r>
+        <w:rPr>
+          <w:lang w:val="es-CL"/>
+        </w:rPr>
+        <w:t>La solución propuesta consiste en desarrollar una plataforma web inteligente que permita centralizar la administración de proyectos audiovisuales, gestionar profesionales del sector, facilitar la comunicación mediante un sistema de mensajería y automatizar el proceso de postulación a festivales internacionales.</w:t>
+      </w:r>
+    </w:p>
+    <w:p>
+      <w:pPr>
+        <w:spacing w:before="200"/>
+        <w:jc w:val="both"/>
+        <w:rPr>
+          <w:lang w:val="es-CL"/>
+        </w:rPr>
+      </w:pPr>
+      <w:r>
+        <w:rPr>
+          <w:lang w:val="es-CL"/>
+        </w:rPr>
+        <w:lastRenderedPageBreak/>
+        <w:t>Uno de los componentes más relevantes corresponde al módulo de Web Scraping, encargado de analizar automáticamente las páginas de inscripción de los festivales para identificar la estructura de sus formularios. Posteriormente, esta información es procesada mediante Inteligencia Artificial, generando un Formulario Maestro Inteligente que unifica todos los campos requeridos por las distintas convocatorias.</w:t>
+      </w:r>
+    </w:p>
+    <w:p>
+      <w:pPr>
+        <w:spacing w:before="200"/>
+        <w:jc w:val="both"/>
+        <w:rPr>
+          <w:lang w:val="es-CL"/>
+        </w:rPr>
+      </w:pPr>
+      <w:r>
+        <w:rPr>
+          <w:lang w:val="es-CL"/>
+        </w:rPr>
+        <w:t>Gracias a este enfoque, el productor completa la información una única vez, mientras que la plataforma adapta automáticamente los datos al formato solicitado por cada festival, reduciendo considerablemente el tiempo de trabajo y mejorando la eficiencia del proceso.</w:t>
+      </w:r>
+    </w:p>
+    <w:p>
+      <w:pPr>
+        <w:spacing w:before="200"/>
+        <w:jc w:val="both"/>
+        <w:rPr>
+          <w:lang w:val="es-CL"/>
+        </w:rPr>
+      </w:pPr>
+      <w:r>
+        <w:rPr>
+          <w:lang w:val="es-CL"/>
+        </w:rPr>
+        <w:t>Desde el punto de vista organizacional, el sistema permite optimizar la gestión de proyectos audiovisuales, disminuir costos operacionales, mejorar la trazabilidad de la información y facilitar la incorporación de nuevos festivales sin modificar la arquitectura principal del sistema.</w:t>
+      </w:r>
+    </w:p>
+    <w:p>
+      <w:pPr>
+        <w:spacing w:before="200"/>
+        <w:jc w:val="both"/>
+        <w:rPr>
+          <w:lang w:val="es-CL"/>
+        </w:rPr>
+      </w:pPr>
+      <w:r>
+        <w:rPr>
+          <w:lang w:val="es-CL"/>
+        </w:rPr>
+        <w:t>Adicionalmente, la solución considera la implementación de mecanismos de autenticación segura mediante Firebase Authentication, control de acceso basado en roles (RBAC), auditoría de operaciones, gobernanza de datos y cumplimiento del Reglamento General de Protección de Datos (GDPR) de la Unión Europea, considerando que gran parte de los festivales objetivo pertenecen al mercado europeo.</w:t>
+      </w:r>
+    </w:p>
+    <w:p>
+      <w:pPr>
+        <w:spacing w:before="200"/>
+        <w:jc w:val="both"/>
+        <w:rPr>
+          <w:lang w:val="es-CL"/>
+        </w:rPr>
+      </w:pPr>
     </w:p>
     <w:p>
       <w:pPr>
@@ -1544,54 +1620,200 @@
       </w:r>
       <w:bookmarkEnd w:id="3"/>
     </w:p>
+    <w:p/>
+    <w:p>
+      <w:pPr>
+        <w:rPr>
+          <w:lang w:val="es-CL"/>
+        </w:rPr>
+      </w:pPr>
+      <w:r>
+        <w:rPr>
+          <w:lang w:val="es-CL"/>
+        </w:rPr>
+        <w:t>El proyecto Film Festival Automation System permite aplicar de manera integrada las principales competencias definidas en el perfil de egreso de la carrera de Ingeniería en Informática.</w:t>
+      </w:r>
+    </w:p>
+    <w:p>
+      <w:pPr>
+        <w:rPr>
+          <w:lang w:val="es-CL"/>
+        </w:rPr>
+      </w:pPr>
+      <w:r>
+        <w:rPr>
+          <w:lang w:val="es-CL"/>
+        </w:rPr>
+        <w:t>En primer lugar, se desarrolla la capacidad de analizar problemas reales y proponer soluciones tecnológicas que aporten valor a una organización, mediante el diseño de una plataforma que automatiza procesos administrativos dentro de la industria audiovisual.</w:t>
+      </w:r>
+    </w:p>
+    <w:p>
+      <w:pPr>
+        <w:rPr>
+          <w:lang w:val="es-CL"/>
+        </w:rPr>
+      </w:pPr>
+      <w:r>
+        <w:rPr>
+          <w:lang w:val="es-CL"/>
+        </w:rPr>
+        <w:t>Asimismo, el proyecto incorpora competencias relacionadas con la gestión de proyectos informáticos, considerando la planificación del trabajo, la distribución de responsabilidades, el seguimiento del cronograma y el control del cumplimiento de los objetivos definidos.</w:t>
+      </w:r>
+    </w:p>
+    <w:p>
+      <w:pPr>
+        <w:rPr>
+          <w:lang w:val="es-CL"/>
+        </w:rPr>
+      </w:pPr>
+      <w:r>
+        <w:rPr>
+          <w:lang w:val="es-CL"/>
+        </w:rPr>
+        <w:t>Desde el punto de vista técnico, se aplican conocimientos asociados al desarrollo de aplicaciones web utilizando arquitecturas modernas basadas en APIs REST, implementadas mediante React, FastAPI y Firebase.</w:t>
+      </w:r>
+    </w:p>
+    <w:p>
+      <w:pPr>
+        <w:rPr>
+          <w:lang w:val="es-CL"/>
+        </w:rPr>
+      </w:pPr>
+      <w:r>
+        <w:rPr>
+          <w:lang w:val="es-CL"/>
+        </w:rPr>
+        <w:t>Otra competencia relevante corresponde al diseño y administración de bases de datos, permitiendo gestionar información relacionada con proyectos audiovisuales, profesionales, festivales y postulaciones, garantizando su integridad y trazabilidad.</w:t>
+      </w:r>
+    </w:p>
+    <w:p>
+      <w:pPr>
+        <w:rPr>
+          <w:lang w:val="es-CL"/>
+        </w:rPr>
+      </w:pPr>
+      <w:r>
+        <w:rPr>
+          <w:lang w:val="es-CL"/>
+        </w:rPr>
+        <w:t>El proyecto también incorpora competencias vinculadas con la seguridad informática y la gobernanza de datos, implementando mecanismos de autenticación, autorización, auditoría y protección de datos personales conforme al Reglamento General de Protección de Datos (GDPR).</w:t>
+      </w:r>
+    </w:p>
+    <w:p>
+      <w:pPr>
+        <w:rPr>
+          <w:lang w:val="es-CL"/>
+        </w:rPr>
+      </w:pPr>
+      <w:r>
+        <w:rPr>
+          <w:lang w:val="es-CL"/>
+        </w:rPr>
+        <w:t>Finalmente, la incorporación de Web Scraping e Inteligencia Artificial permite desarrollar habilidades relacionadas con la automatización de procesos, integración de tecnologías emergentes y construcción de soluciones innovadoras orientadas a mejorar la productividad y eficiencia de las organizaciones.</w:t>
+      </w:r>
+    </w:p>
+    <w:p>
+      <w:pPr>
+        <w:rPr>
+          <w:lang w:val="es-CL"/>
+        </w:rPr>
+      </w:pPr>
+    </w:p>
+    <w:p/>
+    <w:p>
+      <w:pPr>
+        <w:pStyle w:val="Ttulo2"/>
+      </w:pPr>
+      <w:bookmarkStart w:id="4" w:name="_Toc207489675"/>
+      <w:r>
+        <w:t>Relación del proyecto APT con tus intereses profesionales.</w:t>
+      </w:r>
+      <w:bookmarkEnd w:id="4"/>
+    </w:p>
+    <w:p/>
+    <w:p>
+      <w:pPr>
+        <w:rPr>
+          <w:lang w:val="es-CL"/>
+        </w:rPr>
+      </w:pPr>
+      <w:r>
+        <w:rPr>
+          <w:lang w:val="es-CL"/>
+        </w:rPr>
+        <w:t>Nuestros intereses profesionales están orientados al desarrollo de software, la arquitectura de sistemas, la automatización de procesos, la Inteligencia Artificial y la gestión de proyectos tecnológicos.</w:t>
+      </w:r>
+    </w:p>
+    <w:p>
+      <w:pPr>
+        <w:rPr>
+          <w:lang w:val="es-CL"/>
+        </w:rPr>
+      </w:pPr>
+      <w:r>
+        <w:rPr>
+          <w:lang w:val="es-CL"/>
+        </w:rPr>
+        <w:t>El desarrollo de Film Festival Automation System representa una oportunidad para aplicar los conocimientos adquiridos durante la carrera en un proyecto con características similares a las encontradas en un entorno profesional, integrando diversas tecnologías modernas dentro de una misma solución.</w:t>
+      </w:r>
+    </w:p>
+    <w:p>
+      <w:pPr>
+        <w:rPr>
+          <w:lang w:val="es-CL"/>
+        </w:rPr>
+      </w:pPr>
+      <w:r>
+        <w:rPr>
+          <w:lang w:val="es-CL"/>
+        </w:rPr>
+        <w:t>Además, el proyecto permite fortalecer competencias relacionadas con el desarrollo Full Stack, el diseño de APIs, la implementación de servicios en la nube, la integración con modelos de Inteligencia Artificial y la aplicación de buenas prácticas de seguridad y gobernanza de datos.</w:t>
+      </w:r>
+    </w:p>
+    <w:p>
+      <w:pPr>
+        <w:rPr>
+          <w:lang w:val="es-CL"/>
+        </w:rPr>
+      </w:pPr>
+      <w:r>
+        <w:rPr>
+          <w:lang w:val="es-CL"/>
+        </w:rPr>
+        <w:t>Consideramos que este tipo de proyectos contribuye significativamente a nuestra formación como futuros Ingenieros en Informática, ya que combina aspectos técnicos, metodológicos y organizacionales propios del desarrollo profesional de software.</w:t>
+      </w:r>
+    </w:p>
+    <w:p>
+      <w:pPr>
+        <w:rPr>
+          <w:lang w:val="es-CL"/>
+        </w:rPr>
+      </w:pPr>
+    </w:p>
+    <w:p/>
+    <w:p>
+      <w:pPr>
+        <w:pStyle w:val="Ttulo2"/>
+      </w:pPr>
+      <w:bookmarkStart w:id="5" w:name="_Toc207489676"/>
+      <w:r>
+        <w:lastRenderedPageBreak/>
+        <w:t>Argumento sobre la factibilidad del proyecto dentro de la asignatura.</w:t>
+      </w:r>
+      <w:bookmarkEnd w:id="5"/>
+    </w:p>
     <w:p>
       <w:pPr>
         <w:tabs>
           <w:tab w:val="center" w:pos="4419"/>
           <w:tab w:val="right" w:pos="8838"/>
         </w:tabs>
-        <w:spacing w:before="240" w:after="240"/>
-        <w:jc w:val="both"/>
-        <w:rPr>
-          <w:rFonts w:ascii="Calibri" w:eastAsia="Calibri" w:hAnsi="Calibri" w:cs="Calibri"/>
-        </w:rPr>
-      </w:pPr>
-      <w:r>
-        <w:rPr>
-          <w:rFonts w:ascii="Calibri" w:eastAsia="Calibri" w:hAnsi="Calibri" w:cs="Calibri"/>
-          <w:color w:val="1F497D" w:themeColor="text2"/>
-        </w:rPr>
-        <w:t xml:space="preserve">&lt;El proyecto </w:t>
-      </w:r>
-      <w:proofErr w:type="spellStart"/>
-      <w:r>
-        <w:rPr>
-          <w:rFonts w:ascii="Calibri" w:eastAsia="Calibri" w:hAnsi="Calibri" w:cs="Calibri"/>
-          <w:color w:val="1F497D" w:themeColor="text2"/>
-        </w:rPr>
-        <w:t>xxxxxx</w:t>
-      </w:r>
-      <w:proofErr w:type="spellEnd"/>
-      <w:r>
-        <w:rPr>
-          <w:rFonts w:ascii="Calibri" w:eastAsia="Calibri" w:hAnsi="Calibri" w:cs="Calibri"/>
-          <w:color w:val="1F497D" w:themeColor="text2"/>
-        </w:rPr>
-        <w:t>&gt;</w:t>
-      </w:r>
-      <w:r>
-        <w:rPr>
-          <w:rFonts w:ascii="Calibri" w:eastAsia="Calibri" w:hAnsi="Calibri" w:cs="Calibri"/>
-          <w:color w:val="1F497D" w:themeColor="text2"/>
-        </w:rPr>
-        <w:t xml:space="preserve"> </w:t>
-      </w:r>
-      <w:r>
-        <w:rPr>
-          <w:rFonts w:ascii="Calibri" w:eastAsia="Calibri" w:hAnsi="Calibri" w:cs="Calibri"/>
-        </w:rPr>
-        <w:t xml:space="preserve">permite aplicar diversas competencias definidas en el perfil de egreso de la carrera de Ingeniería en Informática. </w:t>
-      </w:r>
+        <w:jc w:val="both"/>
+        <w:rPr>
+          <w:rFonts w:ascii="Calibri" w:eastAsia="Calibri" w:hAnsi="Calibri" w:cs="Calibri"/>
+          <w:b/>
+        </w:rPr>
+      </w:pPr>
     </w:p>
     <w:p>
       <w:pPr>
@@ -1599,17 +1821,20 @@
           <w:tab w:val="center" w:pos="4419"/>
           <w:tab w:val="right" w:pos="8838"/>
         </w:tabs>
-        <w:spacing w:before="240" w:after="240"/>
-        <w:jc w:val="both"/>
-        <w:rPr>
-          <w:rFonts w:ascii="Calibri" w:eastAsia="Calibri" w:hAnsi="Calibri" w:cs="Calibri"/>
-        </w:rPr>
-      </w:pPr>
-      <w:r>
-        <w:rPr>
-          <w:rFonts w:ascii="Calibri" w:eastAsia="Calibri" w:hAnsi="Calibri" w:cs="Calibri"/>
-        </w:rPr>
-        <w:t>Lo que sigue es solo un ejemplo de lo esperado de esta sección. Usarlo como referencia.</w:t>
+        <w:jc w:val="both"/>
+        <w:rPr>
+          <w:rFonts w:eastAsia="Calibri"/>
+          <w:bCs/>
+          <w:lang w:val="es-CL"/>
+        </w:rPr>
+      </w:pPr>
+      <w:r>
+        <w:rPr>
+          <w:rFonts w:eastAsia="Calibri"/>
+          <w:bCs/>
+          <w:lang w:val="es-CL"/>
+        </w:rPr>
+        <w:t>El desarrollo del proyecto es factible considerando el tiempo disponible durante el semestre académico y la distribución de actividades planificadas por el equipo.</w:t>
       </w:r>
     </w:p>
     <w:p>
@@ -1618,19 +1843,20 @@
           <w:tab w:val="center" w:pos="4419"/>
           <w:tab w:val="right" w:pos="8838"/>
         </w:tabs>
-        <w:spacing w:before="240" w:after="240"/>
-        <w:jc w:val="both"/>
-        <w:rPr>
-          <w:rFonts w:ascii="Calibri" w:eastAsia="Calibri" w:hAnsi="Calibri" w:cs="Calibri"/>
-          <w:color w:val="A6A6A6" w:themeColor="background1" w:themeShade="A6"/>
-        </w:rPr>
-      </w:pPr>
-      <w:r>
-        <w:rPr>
-          <w:rFonts w:ascii="Calibri" w:eastAsia="Calibri" w:hAnsi="Calibri" w:cs="Calibri"/>
-          <w:color w:val="A6A6A6" w:themeColor="background1" w:themeShade="A6"/>
-        </w:rPr>
-        <w:t>En primer lugar, se aborda la gestión de proyectos informáticos, reflejada en la planificación, control y evaluación del trabajo, considerando los requerimientos tanto funcionales como organizacionales, y facilitando la toma de decisiones informadas que aseguren el cumplimiento de los objetivos en los plazos establecidos. Asimismo, se pone en práctica la capacidad de desarrollar soluciones de software, construyendo una herramienta tecnológica que sistematiza y automatiza los procesos internos de la empresa, garantizando su mantenibilidad, modularidad y adecuación a los requisitos planteados.</w:t>
+        <w:jc w:val="both"/>
+        <w:rPr>
+          <w:rFonts w:eastAsia="Calibri"/>
+          <w:bCs/>
+          <w:lang w:val="es-CL"/>
+        </w:rPr>
+      </w:pPr>
+      <w:r>
+        <w:rPr>
+          <w:rFonts w:eastAsia="Calibri"/>
+          <w:bCs/>
+          <w:lang w:val="es-CL"/>
+        </w:rPr>
+        <w:t>La solución será desarrollada utilizando herramientas ampliamente utilizadas en la industria del software como React, FastAPI y Firebase, las cuales cuentan con abundante documentación y recursos de aprendizaje que facilitan su implementación.</w:t>
       </w:r>
     </w:p>
     <w:p>
@@ -1639,139 +1865,21 @@
           <w:tab w:val="center" w:pos="4419"/>
           <w:tab w:val="right" w:pos="8838"/>
         </w:tabs>
-        <w:spacing w:before="240" w:after="240"/>
-        <w:jc w:val="both"/>
-        <w:rPr>
-          <w:rFonts w:ascii="Calibri" w:eastAsia="Calibri" w:hAnsi="Calibri" w:cs="Calibri"/>
-          <w:color w:val="A6A6A6" w:themeColor="background1" w:themeShade="A6"/>
-        </w:rPr>
-      </w:pPr>
-      <w:r>
-        <w:rPr>
-          <w:rFonts w:ascii="Calibri" w:eastAsia="Calibri" w:hAnsi="Calibri" w:cs="Calibri"/>
-          <w:color w:val="A6A6A6" w:themeColor="background1" w:themeShade="A6"/>
-        </w:rPr>
-        <w:t xml:space="preserve">De igual manera, el proyecto contempla el diseño e implementación de un modelo de datos, orientado a garantizar la trazabilidad de la información y permitir el análisis de cada etapa de los procesos gestionados. También se integra la aplicación de pruebas de validación, ejecutando verificaciones funcionales y de calidad que aseguran el correcto funcionamiento del sistema y el cumplimiento de los criterios definidos por la organización, además de identificar oportunidades de mejora en el producto. Finalmente, se incorpora la capacidad de análisis de información para la toma de decisiones, mediante la generación de reportes y </w:t>
-      </w:r>
-      <w:proofErr w:type="spellStart"/>
-      <w:r>
-        <w:rPr>
-          <w:rFonts w:ascii="Calibri" w:eastAsia="Calibri" w:hAnsi="Calibri" w:cs="Calibri"/>
-          <w:color w:val="A6A6A6" w:themeColor="background1" w:themeShade="A6"/>
-        </w:rPr>
-        <w:t>dashboards</w:t>
-      </w:r>
-      <w:proofErr w:type="spellEnd"/>
-      <w:r>
-        <w:rPr>
-          <w:rFonts w:ascii="Calibri" w:eastAsia="Calibri" w:hAnsi="Calibri" w:cs="Calibri"/>
-          <w:color w:val="A6A6A6" w:themeColor="background1" w:themeShade="A6"/>
-        </w:rPr>
-        <w:t xml:space="preserve"> que consolidan datos clave, otorgando a los responsables una visión integral del rendimiento de los procesos y facilitando decisiones fundamentadas en evidencia.</w:t>
-      </w:r>
-    </w:p>
-    <w:p>
-      <w:pPr>
-        <w:pStyle w:val="Ttulo2"/>
-      </w:pPr>
-      <w:bookmarkStart w:id="4" w:name="_Toc207489675"/>
-      <w:r>
-        <w:t>Relación del proyecto APT con tus intereses profesionales.</w:t>
-      </w:r>
-      <w:bookmarkEnd w:id="4"/>
-    </w:p>
-    <w:p>
-      <w:pPr>
-        <w:spacing w:before="240" w:after="240"/>
-        <w:jc w:val="both"/>
-        <w:rPr>
-          <w:rFonts w:ascii="Calibri" w:eastAsia="Calibri" w:hAnsi="Calibri" w:cs="Calibri"/>
-        </w:rPr>
-      </w:pPr>
-      <w:r>
-        <w:rPr>
-          <w:rFonts w:ascii="Calibri" w:eastAsia="Calibri" w:hAnsi="Calibri" w:cs="Calibri"/>
-        </w:rPr>
-        <w:t>&lt;Describir cómo este proyecto se alinea con tus intereses personales&gt;. Abajo es un ejemplo de lo que se espera.</w:t>
-      </w:r>
-    </w:p>
-    <w:p>
-      <w:pPr>
-        <w:spacing w:before="240" w:after="240"/>
-        <w:jc w:val="both"/>
-        <w:rPr>
-          <w:rFonts w:ascii="Calibri" w:eastAsia="Calibri" w:hAnsi="Calibri" w:cs="Calibri"/>
-          <w:color w:val="A6A6A6" w:themeColor="background1" w:themeShade="A6"/>
-        </w:rPr>
-      </w:pPr>
-      <w:r>
-        <w:rPr>
-          <w:rFonts w:ascii="Calibri" w:eastAsia="Calibri" w:hAnsi="Calibri" w:cs="Calibri"/>
-          <w:color w:val="A6A6A6" w:themeColor="background1" w:themeShade="A6"/>
-        </w:rPr>
-        <w:t>Nuestros intereses profesionales están enfocados en la gestión de proyectos informáticos, el desarrollo de soluciones tecnológicas y el análisis de información para la toma de decisiones. Consideramos que estas áreas son fundamentales en nuestra formación y representan ámbitos en los que queremos desenvolvernos en el futuro laboral.</w:t>
-      </w:r>
-    </w:p>
-    <w:p>
-      <w:pPr>
-        <w:spacing w:before="240" w:after="240"/>
-        <w:jc w:val="both"/>
-        <w:rPr>
-          <w:rFonts w:ascii="Calibri" w:eastAsia="Calibri" w:hAnsi="Calibri" w:cs="Calibri"/>
-          <w:color w:val="A6A6A6" w:themeColor="background1" w:themeShade="A6"/>
-        </w:rPr>
-      </w:pPr>
-      <w:r>
-        <w:rPr>
-          <w:rFonts w:ascii="Calibri" w:eastAsia="Calibri" w:hAnsi="Calibri" w:cs="Calibri"/>
-          <w:color w:val="A6A6A6" w:themeColor="background1" w:themeShade="A6"/>
-        </w:rPr>
-        <w:t>El Proyecto APT se vincula directamente con estos intereses, ya que nos permite aplicar conocimientos de levantamiento de requerimientos, modelado de datos, desarrollo de software, pruebas de calidad y generación de reportes estratégicos. De esta forma, abordamos una problemática real con una solución integral que refleja las competencias adquiridas durante la carrera.</w:t>
-      </w:r>
-    </w:p>
-    <w:p>
-      <w:pPr>
-        <w:spacing w:before="240" w:after="240"/>
-        <w:jc w:val="both"/>
-        <w:rPr>
-          <w:rFonts w:ascii="Calibri" w:eastAsia="Calibri" w:hAnsi="Calibri" w:cs="Calibri"/>
-          <w:color w:val="A6A6A6" w:themeColor="background1" w:themeShade="A6"/>
-          <w:sz w:val="24"/>
-          <w:szCs w:val="24"/>
-        </w:rPr>
-      </w:pPr>
-      <w:r>
-        <w:rPr>
-          <w:rFonts w:ascii="Calibri" w:eastAsia="Calibri" w:hAnsi="Calibri" w:cs="Calibri"/>
-          <w:color w:val="A6A6A6" w:themeColor="background1" w:themeShade="A6"/>
-        </w:rPr>
-        <w:t>La realización de este proyecto contribuye a nuestro desarrollo profesional al darnos la oportunidad de trabajar en todas las etapas de un proyecto tecnológico, desde la planificación hasta la validación final, consolidando habilidades prácticas que serán esenciales en nuestro desempeño como Ingenieros en Informática.</w:t>
-      </w:r>
-    </w:p>
-    <w:p>
-      <w:pPr>
-        <w:rPr>
-          <w:rFonts w:ascii="Calibri" w:eastAsia="Calibri" w:hAnsi="Calibri" w:cs="Calibri"/>
-          <w:b/>
-          <w:color w:val="365F91"/>
-          <w:sz w:val="28"/>
-          <w:szCs w:val="28"/>
-        </w:rPr>
-      </w:pPr>
-      <w:r>
-        <w:br w:type="page"/>
-      </w:r>
-    </w:p>
-    <w:p>
-      <w:pPr>
-        <w:pStyle w:val="Ttulo2"/>
-      </w:pPr>
-      <w:bookmarkStart w:id="5" w:name="_Toc207489676"/>
-      <w:r>
-        <w:lastRenderedPageBreak/>
-        <w:t>Argumento sobre la factibilidad del proyecto dentro de la asignatura.</w:t>
-      </w:r>
-      <w:bookmarkEnd w:id="5"/>
+        <w:jc w:val="both"/>
+        <w:rPr>
+          <w:rFonts w:eastAsia="Calibri"/>
+          <w:bCs/>
+          <w:lang w:val="es-CL"/>
+        </w:rPr>
+      </w:pPr>
+      <w:r>
+        <w:rPr>
+          <w:rFonts w:eastAsia="Calibri"/>
+          <w:bCs/>
+          <w:lang w:val="es-CL"/>
+        </w:rPr>
+        <w:t>El equipo posee conocimientos previos relacionados con desarrollo web, bases de datos, programación y metodologías ágiles, permitiendo abordar las diferentes etapas del proyecto de manera progresiva.</w:t>
+      </w:r>
     </w:p>
     <w:p>
       <w:pPr>
@@ -1781,10 +1889,19 @@
         </w:tabs>
         <w:jc w:val="both"/>
         <w:rPr>
-          <w:rFonts w:ascii="Calibri" w:eastAsia="Calibri" w:hAnsi="Calibri" w:cs="Calibri"/>
-          <w:b/>
-        </w:rPr>
-      </w:pPr>
+          <w:rFonts w:eastAsia="Calibri"/>
+          <w:bCs/>
+          <w:lang w:val="es-CL"/>
+        </w:rPr>
+      </w:pPr>
+      <w:r>
+        <w:rPr>
+          <w:rFonts w:eastAsia="Calibri"/>
+          <w:bCs/>
+          <w:lang w:val="es-CL"/>
+        </w:rPr>
+        <w:t>Asimismo, las funcionalidades serán implementadas de forma incremental, priorizando inicialmente los módulos principales como autenticación, gestión de usuarios, administración de proyectos, convocatorias y mensajería. Posteriormente se desarrollarán el módulo de Web Scraping y el componente de Inteligencia Artificial encargado de generar el Formulario Maestro Inteligente.</w:t>
+      </w:r>
     </w:p>
     <w:p>
       <w:pPr>
@@ -1794,20 +1911,18 @@
         </w:tabs>
         <w:jc w:val="both"/>
         <w:rPr>
-          <w:rFonts w:ascii="Calibri" w:eastAsia="Calibri" w:hAnsi="Calibri" w:cs="Calibri"/>
-        </w:rPr>
-      </w:pPr>
-      <w:r>
-        <w:rPr>
-          <w:rFonts w:ascii="Calibri" w:eastAsia="Calibri" w:hAnsi="Calibri" w:cs="Calibri"/>
-        </w:rPr>
-        <w:t>&lt;Argumentar la solución</w:t>
-      </w:r>
-      <w:r>
-        <w:rPr>
-          <w:rFonts w:ascii="Calibri" w:eastAsia="Calibri" w:hAnsi="Calibri" w:cs="Calibri"/>
-        </w:rPr>
-        <w:t xml:space="preserve"> dentro de la asignatura&gt;. Abajo un ejemplo de lo que se espera desarrollar</w:t>
+          <w:rFonts w:eastAsia="Calibri"/>
+          <w:bCs/>
+          <w:lang w:val="es-CL"/>
+        </w:rPr>
+      </w:pPr>
+      <w:r>
+        <w:rPr>
+          <w:rFonts w:eastAsia="Calibri"/>
+          <w:bCs/>
+          <w:lang w:val="es-CL"/>
+        </w:rPr>
+        <w:t>La distribución de responsabilidades entre los integrantes favorece una ejecución organizada del proyecto. Bastián Román desempeñará el rol de Product Owner, Maximiliano González será responsable del desarrollo Full Stack, Sebastián Sáez estará a cargo del aseguramiento de la calidad del software y Rodrigo Ávila liderará las actividades relacionadas con gobernanza de datos y cumplimiento normativo.</w:t>
       </w:r>
     </w:p>
     <w:p>
@@ -1818,9 +1933,19 @@
         </w:tabs>
         <w:jc w:val="both"/>
         <w:rPr>
-          <w:rFonts w:ascii="Calibri" w:eastAsia="Calibri" w:hAnsi="Calibri" w:cs="Calibri"/>
-        </w:rPr>
-      </w:pPr>
+          <w:rFonts w:eastAsia="Calibri"/>
+          <w:bCs/>
+          <w:lang w:val="es-CL"/>
+        </w:rPr>
+      </w:pPr>
+      <w:r>
+        <w:rPr>
+          <w:rFonts w:eastAsia="Calibri"/>
+          <w:bCs/>
+          <w:lang w:val="es-CL"/>
+        </w:rPr>
+        <w:t>Si bien uno de los principales desafíos corresponde a la integración entre el módulo de Web Scraping y la Inteligencia Artificial, la arquitectura modular propuesta permitirá desarrollar cada componente de forma independiente, facilitando su integración durante las etapas finales del proyecto.</w:t>
+      </w:r>
     </w:p>
     <w:p>
       <w:pPr>
@@ -1830,64 +1955,18 @@
         </w:tabs>
         <w:jc w:val="both"/>
         <w:rPr>
-          <w:rFonts w:ascii="Calibri" w:eastAsia="Calibri" w:hAnsi="Calibri" w:cs="Calibri"/>
-          <w:color w:val="A6A6A6" w:themeColor="background1" w:themeShade="A6"/>
-        </w:rPr>
-      </w:pPr>
-      <w:r>
-        <w:rPr>
-          <w:rFonts w:ascii="Calibri" w:eastAsia="Calibri" w:hAnsi="Calibri" w:cs="Calibri"/>
-          <w:color w:val="A6A6A6" w:themeColor="background1" w:themeShade="A6"/>
-        </w:rPr>
-        <w:t xml:space="preserve">El desarrollo del Proyecto APT es factible considerando el tiempo disponible durante el semestre académico, que se extiende desde </w:t>
-      </w:r>
-      <w:proofErr w:type="spellStart"/>
-      <w:r>
-        <w:rPr>
-          <w:rFonts w:ascii="Calibri" w:eastAsia="Calibri" w:hAnsi="Calibri" w:cs="Calibri"/>
-          <w:color w:val="A6A6A6" w:themeColor="background1" w:themeShade="A6"/>
-        </w:rPr>
-        <w:t>xxxxxxx</w:t>
-      </w:r>
-      <w:proofErr w:type="spellEnd"/>
-      <w:r>
-        <w:rPr>
-          <w:rFonts w:ascii="Calibri" w:eastAsia="Calibri" w:hAnsi="Calibri" w:cs="Calibri"/>
-          <w:color w:val="A6A6A6" w:themeColor="background1" w:themeShade="A6"/>
-        </w:rPr>
-        <w:t xml:space="preserve"> hasta fines de </w:t>
-      </w:r>
-      <w:proofErr w:type="spellStart"/>
-      <w:r>
-        <w:rPr>
-          <w:rFonts w:ascii="Calibri" w:eastAsia="Calibri" w:hAnsi="Calibri" w:cs="Calibri"/>
-          <w:color w:val="A6A6A6" w:themeColor="background1" w:themeShade="A6"/>
-        </w:rPr>
-        <w:t>xxxxxx</w:t>
-      </w:r>
-      <w:proofErr w:type="spellEnd"/>
-      <w:r>
-        <w:rPr>
-          <w:rFonts w:ascii="Calibri" w:eastAsia="Calibri" w:hAnsi="Calibri" w:cs="Calibri"/>
-          <w:color w:val="A6A6A6" w:themeColor="background1" w:themeShade="A6"/>
-        </w:rPr>
-        <w:t xml:space="preserve">. Este plazo permite abordar las etapas principales del trabajo: levantamiento de requerimientos, diseño de modelos, desarrollo de la solución, integración y pruebas. Además, la asignatura </w:t>
-      </w:r>
-      <w:proofErr w:type="spellStart"/>
-      <w:r>
-        <w:rPr>
-          <w:rFonts w:ascii="Calibri" w:eastAsia="Calibri" w:hAnsi="Calibri" w:cs="Calibri"/>
-          <w:color w:val="A6A6A6" w:themeColor="background1" w:themeShade="A6"/>
-        </w:rPr>
-        <w:t>Capstone</w:t>
-      </w:r>
-      <w:proofErr w:type="spellEnd"/>
-      <w:r>
-        <w:rPr>
-          <w:rFonts w:ascii="Calibri" w:eastAsia="Calibri" w:hAnsi="Calibri" w:cs="Calibri"/>
-          <w:color w:val="A6A6A6" w:themeColor="background1" w:themeShade="A6"/>
-        </w:rPr>
-        <w:t xml:space="preserve"> contempla horas formales dedicadas al proyecto, lo que facilita organizar y distribuir las tareas de manera progresiva en función de los entregables.</w:t>
+          <w:rFonts w:eastAsia="Calibri"/>
+          <w:bCs/>
+          <w:lang w:val="es-CL"/>
+        </w:rPr>
+      </w:pPr>
+      <w:r>
+        <w:rPr>
+          <w:rFonts w:eastAsia="Calibri"/>
+          <w:bCs/>
+          <w:lang w:val="es-CL"/>
+        </w:rPr>
+        <w:t>Por estas razones, se considera que el proyecto es completamente viable dentro del contexto de la asignatura.</w:t>
       </w:r>
     </w:p>
     <w:p>
@@ -1899,95 +1978,10 @@
         <w:jc w:val="both"/>
         <w:rPr>
           <w:rFonts w:ascii="Calibri" w:eastAsia="Calibri" w:hAnsi="Calibri" w:cs="Calibri"/>
-          <w:color w:val="A6A6A6" w:themeColor="background1" w:themeShade="A6"/>
-        </w:rPr>
-      </w:pPr>
-    </w:p>
-    <w:p>
-      <w:pPr>
-        <w:tabs>
-          <w:tab w:val="center" w:pos="4419"/>
-          <w:tab w:val="right" w:pos="8838"/>
-        </w:tabs>
-        <w:jc w:val="both"/>
-        <w:rPr>
-          <w:rFonts w:ascii="Calibri" w:eastAsia="Calibri" w:hAnsi="Calibri" w:cs="Calibri"/>
-          <w:color w:val="A6A6A6" w:themeColor="background1" w:themeShade="A6"/>
-        </w:rPr>
-      </w:pPr>
-      <w:r>
-        <w:rPr>
-          <w:rFonts w:ascii="Calibri" w:eastAsia="Calibri" w:hAnsi="Calibri" w:cs="Calibri"/>
-          <w:color w:val="A6A6A6" w:themeColor="background1" w:themeShade="A6"/>
-        </w:rPr>
-        <w:t>En cuanto a los recursos, el proyecto puede ejecutarse con herramientas y materiales que están al alcance del equipo, como computadores personales, entornos de desarrollo y software de libre acceso o licencias académicas. El hosting será cubierto directamente por la empresa, lo que asegura un espacio de despliegue y elimina la necesidad de incurrir en gastos adicionales por parte del equipo.</w:t>
-      </w:r>
-    </w:p>
-    <w:p>
-      <w:pPr>
-        <w:tabs>
-          <w:tab w:val="center" w:pos="4419"/>
-          <w:tab w:val="right" w:pos="8838"/>
-        </w:tabs>
-        <w:jc w:val="both"/>
-        <w:rPr>
-          <w:rFonts w:ascii="Calibri" w:eastAsia="Calibri" w:hAnsi="Calibri" w:cs="Calibri"/>
-          <w:color w:val="A6A6A6" w:themeColor="background1" w:themeShade="A6"/>
-        </w:rPr>
-      </w:pPr>
-    </w:p>
-    <w:p>
-      <w:pPr>
-        <w:tabs>
-          <w:tab w:val="center" w:pos="4419"/>
-          <w:tab w:val="right" w:pos="8838"/>
-        </w:tabs>
-        <w:jc w:val="both"/>
-        <w:rPr>
-          <w:rFonts w:ascii="Calibri" w:eastAsia="Calibri" w:hAnsi="Calibri" w:cs="Calibri"/>
-          <w:color w:val="A6A6A6" w:themeColor="background1" w:themeShade="A6"/>
-        </w:rPr>
-      </w:pPr>
-      <w:r>
-        <w:rPr>
-          <w:rFonts w:ascii="Calibri" w:eastAsia="Calibri" w:hAnsi="Calibri" w:cs="Calibri"/>
-          <w:color w:val="A6A6A6" w:themeColor="background1" w:themeShade="A6"/>
-        </w:rPr>
-        <w:t>Entre los factores que facilitan el desarrollo está que la problemática está claramente identificada, las necesidades del cliente han sido definidas de forma concreta y el equipo cuenta con disposición para avanzar en las tareas dentro de los plazos establecidos.</w:t>
-      </w:r>
-    </w:p>
-    <w:p>
-      <w:pPr>
-        <w:tabs>
-          <w:tab w:val="center" w:pos="4419"/>
-          <w:tab w:val="right" w:pos="8838"/>
-        </w:tabs>
-        <w:jc w:val="both"/>
-        <w:rPr>
-          <w:color w:val="A6A6A6" w:themeColor="background1" w:themeShade="A6"/>
-        </w:rPr>
-      </w:pPr>
-      <w:r>
-        <w:rPr>
-          <w:rFonts w:ascii="Calibri" w:eastAsia="Calibri" w:hAnsi="Calibri" w:cs="Calibri"/>
-          <w:color w:val="A6A6A6" w:themeColor="background1" w:themeShade="A6"/>
-        </w:rPr>
-        <w:t>Como factor que puede dificultar el desarrollo se reconoce la limitación del tiempo, ya que el semestre es corto y el proyecto contempla varias fases críticas. Para mitigar este riesgo se considera la priorización de funcionalidades esenciales, la distribución equitativa de tareas entre los integrantes y el seguimiento periódico de los avances, de manera de garantizar que el sistema pueda ser entregado completo y funcional dentro del plazo definido.</w:t>
-      </w:r>
-    </w:p>
-    <w:p>
-      <w:pPr>
-        <w:rPr>
-          <w:rFonts w:ascii="Calibri" w:eastAsia="Calibri" w:hAnsi="Calibri" w:cs="Calibri"/>
           <w:b/>
-          <w:color w:val="365F91"/>
-          <w:sz w:val="32"/>
-          <w:szCs w:val="32"/>
-        </w:rPr>
-      </w:pPr>
-      <w:r>
-        <w:br w:type="page"/>
-      </w:r>
+          <w:lang w:val="es-CL"/>
+        </w:rPr>
+      </w:pPr>
     </w:p>
     <w:p>
       <w:pPr>
@@ -1995,7 +1989,6 @@
       </w:pPr>
       <w:bookmarkStart w:id="6" w:name="_Toc207489677"/>
       <w:r>
-        <w:lastRenderedPageBreak/>
         <w:t>Conclusión</w:t>
       </w:r>
       <w:bookmarkEnd w:id="6"/>
@@ -2018,14 +2011,16 @@
         </w:tabs>
         <w:jc w:val="both"/>
         <w:rPr>
-          <w:rFonts w:ascii="Calibri" w:eastAsia="Calibri" w:hAnsi="Calibri" w:cs="Calibri"/>
-        </w:rPr>
-      </w:pPr>
-      <w:r>
-        <w:rPr>
-          <w:rFonts w:ascii="Calibri" w:eastAsia="Calibri" w:hAnsi="Calibri" w:cs="Calibri"/>
-        </w:rPr>
-        <w:t xml:space="preserve">&lt;Se debe desarrollar la conclusión del proyecto desde el impacto a la organización y una mirada de alto nivel de la metodología utilizada&gt;. Abajo un buen ejemplo de lo que se espera. </w:t>
+          <w:rFonts w:eastAsia="Calibri"/>
+          <w:lang w:val="es-CL"/>
+        </w:rPr>
+      </w:pPr>
+      <w:r>
+        <w:rPr>
+          <w:rFonts w:eastAsia="Calibri"/>
+          <w:lang w:val="es-CL"/>
+        </w:rPr>
+        <w:t>El proyecto Film Festival Automation System propone una solución innovadora para resolver una problemática real presente en la industria audiovisual, automatizando uno de los procesos más repetitivos y demandantes para los productores: la postulación a festivales internacionales.</w:t>
       </w:r>
     </w:p>
     <w:p>
@@ -2043,9 +2038,17 @@
         </w:tabs>
         <w:jc w:val="both"/>
         <w:rPr>
-          <w:rFonts w:ascii="Calibri" w:eastAsia="Calibri" w:hAnsi="Calibri" w:cs="Calibri"/>
-        </w:rPr>
-      </w:pPr>
+          <w:rFonts w:eastAsia="Calibri"/>
+          <w:lang w:val="es-CL"/>
+        </w:rPr>
+      </w:pPr>
+      <w:r>
+        <w:rPr>
+          <w:rFonts w:eastAsia="Calibri"/>
+          <w:lang w:val="es-CL"/>
+        </w:rPr>
+        <w:t>La incorporación de Web Scraping e Inteligencia Artificial permite transformar un proceso completamente manual en un flujo automatizado capaz de identificar formularios, generar un Formulario Maestro Inteligente y completar automáticamente múltiples postulaciones con una única carga de información.</w:t>
+      </w:r>
     </w:p>
     <w:p>
       <w:pPr>
@@ -2062,48 +2065,16 @@
         </w:tabs>
         <w:jc w:val="both"/>
         <w:rPr>
-          <w:rFonts w:ascii="Calibri" w:eastAsia="Calibri" w:hAnsi="Calibri" w:cs="Calibri"/>
-          <w:color w:val="A6A6A6" w:themeColor="background1" w:themeShade="A6"/>
-        </w:rPr>
-      </w:pPr>
-      <w:r>
-        <w:rPr>
-          <w:rFonts w:ascii="Calibri" w:eastAsia="Calibri" w:hAnsi="Calibri" w:cs="Calibri"/>
-          <w:color w:val="A6A6A6" w:themeColor="background1" w:themeShade="A6"/>
-        </w:rPr>
-        <w:t xml:space="preserve">El Proyecto APT nos permitió como equipo dar forma a una solución que responde directamente a la problemática de LL </w:t>
-      </w:r>
-      <w:proofErr w:type="spellStart"/>
-      <w:r>
-        <w:rPr>
-          <w:rFonts w:ascii="Calibri" w:eastAsia="Calibri" w:hAnsi="Calibri" w:cs="Calibri"/>
-          <w:color w:val="A6A6A6" w:themeColor="background1" w:themeShade="A6"/>
-        </w:rPr>
-        <w:t>Consulting</w:t>
-      </w:r>
-      <w:proofErr w:type="spellEnd"/>
-      <w:r>
-        <w:rPr>
-          <w:rFonts w:ascii="Calibri" w:eastAsia="Calibri" w:hAnsi="Calibri" w:cs="Calibri"/>
-          <w:color w:val="A6A6A6" w:themeColor="background1" w:themeShade="A6"/>
-        </w:rPr>
-        <w:t xml:space="preserve">, vinculada a la gestión manual de sus procesos de reclutamiento, selección y evaluación </w:t>
-      </w:r>
-      <w:proofErr w:type="spellStart"/>
-      <w:r>
-        <w:rPr>
-          <w:rFonts w:ascii="Calibri" w:eastAsia="Calibri" w:hAnsi="Calibri" w:cs="Calibri"/>
-          <w:color w:val="A6A6A6" w:themeColor="background1" w:themeShade="A6"/>
-        </w:rPr>
-        <w:t>psicolaboral</w:t>
-      </w:r>
-      <w:proofErr w:type="spellEnd"/>
-      <w:r>
-        <w:rPr>
-          <w:rFonts w:ascii="Calibri" w:eastAsia="Calibri" w:hAnsi="Calibri" w:cs="Calibri"/>
-          <w:color w:val="A6A6A6" w:themeColor="background1" w:themeShade="A6"/>
-        </w:rPr>
-        <w:t>. A través del diseño de una plataforma web modular, planteamos un sistema que centraliza la información, asegura trazabilidad en cada etapa y reduce los errores propios del modelo actual basado en planillas.</w:t>
+          <w:rFonts w:eastAsia="Calibri"/>
+          <w:lang w:val="es-CL"/>
+        </w:rPr>
+      </w:pPr>
+      <w:r>
+        <w:rPr>
+          <w:rFonts w:eastAsia="Calibri"/>
+          <w:lang w:val="es-CL"/>
+        </w:rPr>
+        <w:t>Además de optimizar tiempos y reducir errores, la plataforma integra herramientas para la administración de proyectos, gestión de profesionales audiovisuales, comunicación entre usuarios y seguimiento de postulaciones, convirtiéndose en una solución integral para el sector.</w:t>
       </w:r>
     </w:p>
     <w:p>
@@ -2121,27 +2092,17 @@
         </w:tabs>
         <w:jc w:val="both"/>
         <w:rPr>
-          <w:rFonts w:ascii="Calibri" w:eastAsia="Calibri" w:hAnsi="Calibri" w:cs="Calibri"/>
-          <w:color w:val="A6A6A6" w:themeColor="background1" w:themeShade="A6"/>
-        </w:rPr>
-      </w:pPr>
-      <w:r>
-        <w:rPr>
-          <w:rFonts w:ascii="Calibri" w:eastAsia="Calibri" w:hAnsi="Calibri" w:cs="Calibri"/>
-          <w:color w:val="A6A6A6" w:themeColor="background1" w:themeShade="A6"/>
-        </w:rPr>
-        <w:t>Durante el desarrollo se aplicaron competencias clave de la carrera de Ingeniería en Informática, como la gestión de proyectos informáticos, el desarrollo de software, el diseño de modelos de datos y la aplicación de pruebas. Esto nos permitió avanzar con un plan ordenado y con objetivos claros, ajustando las tareas a los tiempos disponibles en el semestre. En conjunto, logramos un sistema funcional y con proyección, que no solo entrega valor a la organización, sino que también representa una experiencia importante para nosotros como futuros profesionales, al trabajar en un caso cercano a un entorno real.</w:t>
-      </w:r>
-    </w:p>
-    <w:p>
-      <w:pPr>
-        <w:pStyle w:val="Ttulo1"/>
-      </w:pPr>
-      <w:bookmarkStart w:id="7" w:name="_Toc207489678"/>
-      <w:r>
-        <w:t>Reflexión</w:t>
-      </w:r>
-      <w:bookmarkEnd w:id="7"/>
+          <w:rFonts w:eastAsia="Calibri"/>
+          <w:lang w:val="es-CL"/>
+        </w:rPr>
+      </w:pPr>
+      <w:r>
+        <w:rPr>
+          <w:rFonts w:eastAsia="Calibri"/>
+          <w:lang w:val="es-CL"/>
+        </w:rPr>
+        <w:t>Desde el punto de vista tecnológico, la utilización de React, FastAPI y Firebase proporciona una arquitectura moderna, escalable y segura, mientras que la aplicación de principios de gobernanza de datos y cumplimiento del GDPR garantiza una adecuada protección de la información.</w:t>
+      </w:r>
     </w:p>
     <w:p>
       <w:pPr>
@@ -2158,27 +2119,17 @@
         </w:tabs>
         <w:jc w:val="both"/>
         <w:rPr>
-          <w:rFonts w:ascii="Calibri" w:eastAsia="Calibri" w:hAnsi="Calibri" w:cs="Calibri"/>
-          <w:color w:val="A6A6A6" w:themeColor="background1" w:themeShade="A6"/>
-        </w:rPr>
-      </w:pPr>
-      <w:r>
-        <w:rPr>
-          <w:rFonts w:ascii="Calibri" w:eastAsia="Calibri" w:hAnsi="Calibri" w:cs="Calibri"/>
-        </w:rPr>
-        <w:t xml:space="preserve">&lt;Describir un </w:t>
-      </w:r>
-      <w:r>
-        <w:rPr>
-          <w:rFonts w:ascii="Calibri" w:eastAsia="Calibri" w:hAnsi="Calibri" w:cs="Calibri"/>
-        </w:rPr>
-        <w:t>impacto al equipo del proyecto</w:t>
-      </w:r>
-      <w:r>
-        <w:rPr>
-          <w:rFonts w:ascii="Calibri" w:eastAsia="Calibri" w:hAnsi="Calibri" w:cs="Calibri"/>
-        </w:rPr>
-        <w:t>&gt;. Abajo un buen ejemplo de lo que se espera</w:t>
+          <w:rFonts w:eastAsia="Calibri"/>
+          <w:lang w:val="es-CL"/>
+        </w:rPr>
+      </w:pPr>
+      <w:r>
+        <w:rPr>
+          <w:rFonts w:eastAsia="Calibri"/>
+          <w:lang w:val="es-CL"/>
+        </w:rPr>
+        <w:lastRenderedPageBreak/>
+        <w:t>En conjunto, el proyecto representa una oportunidad para aplicar los conocimientos adquiridos durante la carrera en un escenario cercano al mundo profesional, desarrollando una solución tecnológica con alto potencial de impacto y proyección.</w:t>
       </w:r>
     </w:p>
     <w:p>
@@ -2200,6 +2151,22 @@
           <w:color w:val="A6A6A6" w:themeColor="background1" w:themeShade="A6"/>
         </w:rPr>
       </w:pPr>
+      <w:r>
+        <w:rPr>
+          <w:rFonts w:ascii="Calibri" w:eastAsia="Calibri" w:hAnsi="Calibri" w:cs="Calibri"/>
+        </w:rPr>
+        <w:t xml:space="preserve"> </w:t>
+      </w:r>
+    </w:p>
+    <w:p>
+      <w:pPr>
+        <w:pStyle w:val="Ttulo1"/>
+      </w:pPr>
+      <w:bookmarkStart w:id="7" w:name="_Toc207489678"/>
+      <w:r>
+        <w:t>Reflexión</w:t>
+      </w:r>
+      <w:bookmarkEnd w:id="7"/>
     </w:p>
     <w:p>
       <w:pPr>
@@ -2216,16 +2183,16 @@
         </w:tabs>
         <w:jc w:val="both"/>
         <w:rPr>
-          <w:rFonts w:ascii="Calibri" w:eastAsia="Calibri" w:hAnsi="Calibri" w:cs="Calibri"/>
-          <w:color w:val="A6A6A6" w:themeColor="background1" w:themeShade="A6"/>
-        </w:rPr>
-      </w:pPr>
-      <w:r>
-        <w:rPr>
-          <w:rFonts w:ascii="Calibri" w:eastAsia="Calibri" w:hAnsi="Calibri" w:cs="Calibri"/>
-          <w:color w:val="A6A6A6" w:themeColor="background1" w:themeShade="A6"/>
-        </w:rPr>
-        <w:t>Como grupo, reconocemos que el Proyecto APT representa un desafío significativo, ya que nos exige coordinar esfuerzos, cumplir con plazos estrictos y mantener una comunicación constante con el cliente. La colaboración entre los integrantes resulta fundamental para avanzar de forma equilibrada, distribuir responsabilidades y evitar sobrecarga de tareas en etapas críticas.</w:t>
+          <w:rFonts w:eastAsia="Calibri"/>
+          <w:lang w:val="es-CL"/>
+        </w:rPr>
+      </w:pPr>
+      <w:r>
+        <w:rPr>
+          <w:rFonts w:eastAsia="Calibri"/>
+          <w:lang w:val="es-CL"/>
+        </w:rPr>
+        <w:t>El desarrollo de este proyecto representa un desafío importante para nuestro equipo, ya que implica integrar múltiples tecnologías y coordinar el trabajo colaborativo para alcanzar un objetivo común.</w:t>
       </w:r>
     </w:p>
     <w:p>
@@ -2243,16 +2210,91 @@
         </w:tabs>
         <w:jc w:val="both"/>
         <w:rPr>
-          <w:rFonts w:ascii="Calibri" w:eastAsia="Calibri" w:hAnsi="Calibri" w:cs="Calibri"/>
-        </w:rPr>
-      </w:pPr>
-      <w:r>
-        <w:rPr>
-          <w:rFonts w:ascii="Calibri" w:eastAsia="Calibri" w:hAnsi="Calibri" w:cs="Calibri"/>
-          <w:color w:val="A6A6A6" w:themeColor="background1" w:themeShade="A6"/>
-        </w:rPr>
-        <w:t>Sabemos que uno de los factores más complejos será administrar el tiempo dentro de un semestre corto, por lo que debemos priorizar las funcionalidades más importantes y mantener un orden claro en el desarrollo. Sin embargo, también vemos que el proyecto cuenta con una definición precisa y un equipo comprometido, lo que facilita su ejecución. Con esta base, asumimos el compromiso de trabajar de manera responsable y organizada para que la solución cumpla con los objetivos planteados y aporte valor real a la consultora.</w:t>
-      </w:r>
+          <w:rFonts w:eastAsia="Calibri"/>
+          <w:lang w:val="es-CL"/>
+        </w:rPr>
+      </w:pPr>
+      <w:r>
+        <w:rPr>
+          <w:rFonts w:eastAsia="Calibri"/>
+          <w:lang w:val="es-CL"/>
+        </w:rPr>
+        <w:t>Durante el desarrollo será fundamental mantener una comunicación constante, distribuir adecuadamente las responsabilidades y realizar un seguimiento permanente de los avances para asegurar el cumplimiento de los plazos definidos.</w:t>
+      </w:r>
+    </w:p>
+    <w:p>
+      <w:pPr>
+        <w:pBdr>
+          <w:top w:val="nil"/>
+          <w:left w:val="nil"/>
+          <w:bottom w:val="nil"/>
+          <w:right w:val="nil"/>
+          <w:between w:val="nil"/>
+        </w:pBdr>
+        <w:tabs>
+          <w:tab w:val="center" w:pos="4419"/>
+          <w:tab w:val="right" w:pos="8838"/>
+        </w:tabs>
+        <w:jc w:val="both"/>
+        <w:rPr>
+          <w:rFonts w:eastAsia="Calibri"/>
+          <w:lang w:val="es-CL"/>
+        </w:rPr>
+      </w:pPr>
+      <w:r>
+        <w:rPr>
+          <w:rFonts w:eastAsia="Calibri"/>
+          <w:lang w:val="es-CL"/>
+        </w:rPr>
+        <w:t>Asimismo, el proyecto nos permitirá fortalecer competencias técnicas relacionadas con el desarrollo Full Stack, la Inteligencia Artificial, el Web Scraping, la seguridad informática y la gobernanza de datos, además de desarrollar habilidades blandas como liderazgo, trabajo en equipo, resolución de problemas y gestión del tiempo.</w:t>
+      </w:r>
+    </w:p>
+    <w:p>
+      <w:pPr>
+        <w:pBdr>
+          <w:top w:val="nil"/>
+          <w:left w:val="nil"/>
+          <w:bottom w:val="nil"/>
+          <w:right w:val="nil"/>
+          <w:between w:val="nil"/>
+        </w:pBdr>
+        <w:tabs>
+          <w:tab w:val="center" w:pos="4419"/>
+          <w:tab w:val="right" w:pos="8838"/>
+        </w:tabs>
+        <w:jc w:val="both"/>
+        <w:rPr>
+          <w:rFonts w:eastAsia="Calibri"/>
+          <w:lang w:val="es-CL"/>
+        </w:rPr>
+      </w:pPr>
+      <w:r>
+        <w:rPr>
+          <w:rFonts w:eastAsia="Calibri"/>
+          <w:lang w:val="es-CL"/>
+        </w:rPr>
+        <w:t>Como grupo, asumimos el compromiso de desarrollar una solución de calidad que responda a una necesidad real de la industria audiovisual y que refleje las competencias adquiridas durante nuestra formación como futuros Ingenieros en Informática.</w:t>
+      </w:r>
+    </w:p>
+    <w:p>
+      <w:pPr>
+        <w:pBdr>
+          <w:top w:val="nil"/>
+          <w:left w:val="nil"/>
+          <w:bottom w:val="nil"/>
+          <w:right w:val="nil"/>
+          <w:between w:val="nil"/>
+        </w:pBdr>
+        <w:tabs>
+          <w:tab w:val="center" w:pos="4419"/>
+          <w:tab w:val="right" w:pos="8838"/>
+        </w:tabs>
+        <w:jc w:val="both"/>
+        <w:rPr>
+          <w:rFonts w:ascii="Calibri" w:eastAsia="Calibri" w:hAnsi="Calibri" w:cs="Calibri"/>
+          <w:lang w:val="es-CL"/>
+        </w:rPr>
+      </w:pPr>
     </w:p>
     <w:p/>
     <w:sectPr>
@@ -2422,14 +2464,12 @@
         <w:color w:val="365F91"/>
       </w:rPr>
     </w:pPr>
-    <w:proofErr w:type="spellStart"/>
     <w:r>
       <w:rPr>
         <w:color w:val="365F91"/>
       </w:rPr>
       <w:t>Capstone</w:t>
     </w:r>
-    <w:proofErr w:type="spellEnd"/>
     <w:r>
       <w:rPr>
         <w:noProof/>
@@ -2560,7 +2600,7 @@
             </wp:anchor>
           </w:drawing>
         </mc:Choice>
-        <mc:Fallback xmlns:sl="http://schemas.openxmlformats.org/schemaLibrary/2006/main" xmlns:a="http://schemas.openxmlformats.org/drawingml/2006/main" xmlns:pic="http://schemas.openxmlformats.org/drawingml/2006/picture" xmlns:c="http://schemas.openxmlformats.org/drawingml/2006/chart" xmlns:lc="http://schemas.openxmlformats.org/drawingml/2006/lockedCanvas" xmlns:dgm="http://schemas.openxmlformats.org/drawingml/2006/diagram" xmlns="http://schemas.microsoft.com/office/tasks/2019/documenttasks" xmlns:cr="http://schemas.microsoft.com/office/comments/2020/reactions">
+        <mc:Fallback xmlns:cr="http://schemas.microsoft.com/office/comments/2020/reactions" xmlns="http://schemas.microsoft.com/office/tasks/2019/documenttasks" xmlns:dgm="http://schemas.openxmlformats.org/drawingml/2006/diagram" xmlns:lc="http://schemas.openxmlformats.org/drawingml/2006/lockedCanvas" xmlns:c="http://schemas.openxmlformats.org/drawingml/2006/chart" xmlns:pic="http://schemas.openxmlformats.org/drawingml/2006/picture" xmlns:a="http://schemas.openxmlformats.org/drawingml/2006/main" xmlns:sl="http://schemas.openxmlformats.org/schemaLibrary/2006/main">
           <w:drawing>
             <wp:anchor allowOverlap="1" behindDoc="0" distB="0" distT="0" distL="114300" distR="114300" hidden="0" layoutInCell="1" locked="0" relativeHeight="0" simplePos="0">
               <wp:simplePos x="0" y="0"/>
@@ -2648,14 +2688,12 @@
         <w:color w:val="365F91"/>
       </w:rPr>
     </w:pPr>
-    <w:proofErr w:type="spellStart"/>
     <w:r>
       <w:rPr>
         <w:color w:val="365F91"/>
       </w:rPr>
       <w:t>Capstone</w:t>
     </w:r>
-    <w:proofErr w:type="spellEnd"/>
     <w:r>
       <w:rPr>
         <w:noProof/>
@@ -2786,7 +2824,7 @@
             </wp:anchor>
           </w:drawing>
         </mc:Choice>
-        <mc:Fallback xmlns:sl="http://schemas.openxmlformats.org/schemaLibrary/2006/main" xmlns:a="http://schemas.openxmlformats.org/drawingml/2006/main" xmlns:pic="http://schemas.openxmlformats.org/drawingml/2006/picture" xmlns:c="http://schemas.openxmlformats.org/drawingml/2006/chart" xmlns:lc="http://schemas.openxmlformats.org/drawingml/2006/lockedCanvas" xmlns:dgm="http://schemas.openxmlformats.org/drawingml/2006/diagram" xmlns="http://schemas.microsoft.com/office/tasks/2019/documenttasks" xmlns:cr="http://schemas.microsoft.com/office/comments/2020/reactions">
+        <mc:Fallback xmlns:cr="http://schemas.microsoft.com/office/comments/2020/reactions" xmlns="http://schemas.microsoft.com/office/tasks/2019/documenttasks" xmlns:dgm="http://schemas.openxmlformats.org/drawingml/2006/diagram" xmlns:lc="http://schemas.openxmlformats.org/drawingml/2006/lockedCanvas" xmlns:c="http://schemas.openxmlformats.org/drawingml/2006/chart" xmlns:pic="http://schemas.openxmlformats.org/drawingml/2006/picture" xmlns:a="http://schemas.openxmlformats.org/drawingml/2006/main" xmlns:sl="http://schemas.openxmlformats.org/schemaLibrary/2006/main">
           <w:drawing>
             <wp:anchor allowOverlap="1" behindDoc="0" distB="0" distT="0" distL="114300" distR="114300" hidden="0" layoutInCell="1" locked="0" relativeHeight="0" simplePos="0">
               <wp:simplePos x="0" y="0"/>
@@ -3378,7 +3416,6 @@
   <w:style w:type="character" w:default="1" w:styleId="Fuentedeprrafopredeter">
     <w:name w:val="Default Paragraph Font"/>
     <w:uiPriority w:val="1"/>
-    <w:semiHidden/>
     <w:unhideWhenUsed/>
   </w:style>
   <w:style w:type="table" w:default="1" w:styleId="Tablanormal">
